--- a/resume/dist/Naman_Chordia_FDE_Resume.docx
+++ b/resume/dist/Naman_Chordia_FDE_Resume.docx
@@ -77,7 +77,7 @@
         <w:rPr>
           <w:b w:val="0"/>
         </w:rPr>
-        <w:t>Engineer who turns enterprise workflows into deployed automation: LLM-assisted report pipelines, Playwright checks across Salesforce and product systems, internal tools at IDeaS (a SAS company); shipped a production SaaS solo.</w:t>
+        <w:t>AI &amp; Automation Developer at IDeaS (a SAS company) who turns enterprise workflows into deployed automation: LLM-assisted report pipelines, Playwright checks across Salesforce and product systems; shipped a production SaaS solo.</w:t>
       </w:r>
     </w:p>
     <w:p>
@@ -122,11 +122,11 @@
         <w:rPr>
           <w:b w:val="0"/>
         </w:rPr>
-        <w:t>Business Intelligence &amp; Automation Intern</w:t>
+        <w:t>AI &amp; Automation Developer</w:t>
       </w:r>
       <w:r>
         <w:tab/>
-        <w:t>Jul 2025 – Present</w:t>
+        <w:t>Nov 2025 – Present</w:t>
       </w:r>
     </w:p>
     <w:p>
@@ -135,7 +135,7 @@
         <w:spacing w:after="20"/>
       </w:pPr>
       <w:r>
-        <w:t>Built a Python pipeline that generates client forecast-review reports (forecast vs. projections) as PDF, Word and Excel with LLM-written commentary (Microsoft AI Builder); modular services, Dockerised, through SIT/UAT.</w:t>
+        <w:t>Built a Python pipeline that generates client forecast-review reports (forecast vs. projections) as PDF, Word and Excel with LLM-written commentary (Microsoft AI Builder); modular services, Dockerised, through SIT, UAT and hypercare.</w:t>
       </w:r>
     </w:p>
     <w:p>
@@ -153,7 +153,24 @@
         <w:spacing w:after="20"/>
       </w:pPr>
       <w:r>
-        <w:t>Automated a shared customer-care mailbox with scheduled Power Automate flows: client and system emails (chain codes, timestamps) logged to Excel, replies reconciled from Sent Items, saving the team ~3 hours of manual tracking.</w:t>
+        <w:t>Built a Streamlit tool (pandas, Altair) that automates best-available-rate trends, property/chain extraction and pricing-decision validation over Excel exports, split into config, validation, calculation and chart services.</w:t>
+      </w:r>
+    </w:p>
+    <w:p>
+      <w:pPr>
+        <w:tabs>
+          <w:tab w:pos="10325" w:val="right"/>
+        </w:tabs>
+      </w:pPr>
+      <w:r>
+        <w:rPr>
+          <w:b w:val="0"/>
+        </w:rPr>
+        <w:t>Business Intelligence &amp; Automation Intern</w:t>
+      </w:r>
+      <w:r>
+        <w:tab/>
+        <w:t>Jul 2025 – Oct 2025</w:t>
       </w:r>
     </w:p>
     <w:p>
@@ -162,7 +179,7 @@
         <w:spacing w:after="20"/>
       </w:pPr>
       <w:r>
-        <w:t>Built a Streamlit tool (pandas, Altair) that automates best-available-rate trends, property/chain extraction and pricing-decision validation over Excel exports, split into config, validation, calculation and chart services.</w:t>
+        <w:t>Automated a shared customer-care mailbox with scheduled Power Automate flows: client and system emails (chain codes, timestamps) logged to Excel, replies reconciled from Sent Items, saving the team ~3 hours of manual tracking.</w:t>
       </w:r>
     </w:p>
     <w:p>

--- a/resume/dist/Naman_Chordia_FDE_Resume.docx
+++ b/resume/dist/Naman_Chordia_FDE_Resume.docx
@@ -77,7 +77,7 @@
         <w:rPr>
           <w:b w:val="0"/>
         </w:rPr>
-        <w:t>AI &amp; Automation Developer at IDeaS (a SAS company) who turns enterprise workflows into deployed automation: LLM-assisted report pipelines, Playwright checks across Salesforce and product systems; shipped a production SaaS solo.</w:t>
+        <w:t>AI &amp; Automation Developer at IDeaS (a SAS company) who turns enterprise workflows into deployed automation: LLM report pipelines and Playwright checks; co-built an AI voice sales agent; shipped a production SaaS solo.</w:t>
       </w:r>
     </w:p>
     <w:p>
@@ -149,15 +149,6 @@
     </w:p>
     <w:p>
       <w:pPr>
-        <w:pStyle w:val="ListBullet"/>
-        <w:spacing w:after="20"/>
-      </w:pPr>
-      <w:r>
-        <w:t>Built a Streamlit tool (pandas, Altair) that automates best-available-rate trends, property/chain extraction and pricing-decision validation over Excel exports, split into config, validation, calculation and chart services.</w:t>
-      </w:r>
-    </w:p>
-    <w:p>
-      <w:pPr>
         <w:tabs>
           <w:tab w:pos="10325" w:val="right"/>
         </w:tabs>
@@ -206,15 +197,6 @@
       </w:pPr>
       <w:r>
         <w:t>Migrated the legacy JSP/Struts "At-a-Glance" dashboard of an enterprise revenue-management product to Angular and Spring Boot, building Angular components and REST APIs over optimized SQL and Java Streams.</w:t>
-      </w:r>
-    </w:p>
-    <w:p>
-      <w:pPr>
-        <w:pStyle w:val="ListBullet"/>
-        <w:spacing w:after="20"/>
-      </w:pPr>
-      <w:r>
-        <w:t>Extended APIs from single-day to custom date ranges and shipped the new UI behind a database-driven feature toggle (SQL migration) for a controlled, per-client rollout from the legacy JSP views.</w:t>
       </w:r>
     </w:p>
     <w:p>
@@ -285,6 +267,56 @@
         <w:rPr>
           <w:b/>
         </w:rPr>
+        <w:t>AI Voice Sales Agent</w:t>
+      </w:r>
+      <w:r>
+        <w:rPr>
+          <w:i/>
+        </w:rPr>
+        <w:t xml:space="preserve"> | Python, FastAPI, OpenAI</w:t>
+      </w:r>
+      <w:r>
+        <w:tab/>
+        <w:t>github.com/NamanChordia07/ai-voice-sales-agent | Sep – Oct 2026</w:t>
+      </w:r>
+    </w:p>
+    <w:p>
+      <w:pPr>
+        <w:pStyle w:val="ListBullet"/>
+        <w:spacing w:after="20"/>
+      </w:pPr>
+      <w:r>
+        <w:t>Co-built (team of two) an outbound AI voice agent for a client that phones leads, runs an adaptive qualification script and hands qualified leads to sales; DNC enforced first, every LLM action validated.</w:t>
+      </w:r>
+    </w:p>
+    <w:p>
+      <w:pPr>
+        <w:pStyle w:val="ListBullet"/>
+        <w:spacing w:after="20"/>
+      </w:pPr>
+      <w:r>
+        <w:t>Integrated FreJun (Teler) telephony from its docs and SDK: outbound dialling, call-flow endpoint, media WebSocket and HMAC-signed status webhooks; debugged call-lifecycle and agent failures found in live testing.</w:t>
+      </w:r>
+    </w:p>
+    <w:p>
+      <w:pPr>
+        <w:pStyle w:val="ListBullet"/>
+        <w:spacing w:after="20"/>
+      </w:pPr>
+      <w:r>
+        <w:t>Cut voice latency to a measured ~2.9 s median (end of speech to agent audio) by benchmarking models, reordering prompts for caching, one deadline per turn and streamed playback; 121 automated tests.</w:t>
+      </w:r>
+    </w:p>
+    <w:p>
+      <w:pPr>
+        <w:tabs>
+          <w:tab w:pos="10325" w:val="right"/>
+        </w:tabs>
+      </w:pPr>
+      <w:r>
+        <w:rPr>
+          <w:b/>
+        </w:rPr>
         <w:t>Proofline</w:t>
       </w:r>
       <w:r>
@@ -305,15 +337,6 @@
       </w:pPr>
       <w:r>
         <w:t>Built a verifier that checks every number in LLM-written reports against source data, diagnoses the error (wrong basis, entity, direction, points vs. percent) and repairs it; CI-gating CLI, Python library and MCP server.</w:t>
-      </w:r>
-    </w:p>
-    <w:p>
-      <w:pPr>
-        <w:pStyle w:val="ListBullet"/>
-        <w:spacing w:after="20"/>
-      </w:pPr>
-      <w:r>
-        <w:t>Built the benchmark with independent ground truth (3 domains, 9 injected error types, held-out phrasing): 98.9–100% recall at 1.1–4.5% false alarms on unseen phrasing, vs. 16–20% recall for a naive value lookup.</w:t>
       </w:r>
     </w:p>
     <w:p>
@@ -350,15 +373,6 @@
     </w:p>
     <w:p>
       <w:pPr>
-        <w:pStyle w:val="ListBullet"/>
-        <w:spacing w:after="20"/>
-      </w:pPr>
-      <w:r>
-        <w:t>Enforced one active device per account with server-clock session leases and heartbeats backed by a partial unique index; made payment webhooks signature-verified and idempotent; 270+ automated tests.</w:t>
-      </w:r>
-    </w:p>
-    <w:p>
-      <w:pPr>
         <w:spacing w:before="120" w:after="40"/>
         <w:pBdr>
           <w:bottom w:val="single" w:sz="6" w:space="1" w:color="000000"/>
@@ -391,7 +405,7 @@
         <w:t xml:space="preserve">Integration &amp; automation: </w:t>
       </w:r>
       <w:r>
-        <w:t>Playwright, Power Automate, REST APIs, webhooks, Salesforce, PDF/Word/Excel generation</w:t>
+        <w:t>FastAPI, REST, WebSockets, webhooks, telephony (FreJun, Twilio), Playwright, Power Automate</w:t>
       </w:r>
     </w:p>
     <w:p>
@@ -402,7 +416,7 @@
         <w:t xml:space="preserve">Applied AI: </w:t>
       </w:r>
       <w:r>
-        <w:t>LLM integration (Gemini, Claude, Microsoft AI Builder), MCP servers, evaluation and guardrails</w:t>
+        <w:t>LLMs (OpenAI, Gemini, Claude, AI Builder), voice agents (STT/TTS), MCP, evaluation, guardrails</w:t>
       </w:r>
     </w:p>
     <w:p>

--- a/resume/dist/Naman_Chordia_FDE_Resume.docx
+++ b/resume/dist/Naman_Chordia_FDE_Resume.docx
@@ -51,7 +51,7 @@
           <w:b w:val="0"/>
           <w:sz w:val="19"/>
         </w:rPr>
-        <w:t>namanchordia.vercel.app | github.com/NamanChordia07 | linkedin.com/in/naman-chordia</w:t>
+        <w:t>namanchordia.vercel.app | github.com/NamanChordia07 | linkedin.com/in/naman-chordia-291b7a22a</w:t>
       </w:r>
     </w:p>
     <w:p>
@@ -327,7 +327,7 @@
       </w:r>
       <w:r>
         <w:tab/>
-        <w:t>github.com/NamanChordia07/proofline | Sep 2026</w:t>
+        <w:t>namanchordia.vercel.app/work/proofline | Sep 2026</w:t>
       </w:r>
     </w:p>
     <w:p>

--- a/resume/dist/Naman_Chordia_FDE_Resume.docx
+++ b/resume/dist/Naman_Chordia_FDE_Resume.docx
@@ -327,7 +327,7 @@
       </w:r>
       <w:r>
         <w:tab/>
-        <w:t>namanchordia.vercel.app/work/proofline | Sep 2026</w:t>
+        <w:t>github.com/NamanChordia07/Proofline | Sep 2026</w:t>
       </w:r>
     </w:p>
     <w:p>

--- a/resume/dist/Naman_Chordia_FDE_Resume.docx
+++ b/resume/dist/Naman_Chordia_FDE_Resume.docx
@@ -77,7 +77,7 @@
         <w:rPr>
           <w:b w:val="0"/>
         </w:rPr>
-        <w:t>AI &amp; Automation Developer at IDeaS (a SAS company) who turns enterprise workflows into deployed automation: LLM report pipelines and Playwright checks; co-built an AI voice sales agent; shipped a production SaaS solo.</w:t>
+        <w:t>AI &amp; Automation Developer at IDeaS (a SAS company) with 2+ years across 4 engineering roles, taking enterprise workflows to production automation with client stakeholders; co-built an AI voice sales agent and launched a SaaS solo.</w:t>
       </w:r>
     </w:p>
     <w:p>
@@ -135,7 +135,7 @@
         <w:spacing w:after="20"/>
       </w:pPr>
       <w:r>
-        <w:t>Built a Python pipeline that generates client forecast-review reports (forecast vs. projections) as PDF, Word and Excel with LLM-written commentary (Microsoft AI Builder); modular services, Dockerised, through SIT, UAT and hypercare.</w:t>
+        <w:t>Engineered a Dockerized Python pipeline of 4 modular services that generates forecast-review reports in 3 formats (PDF, Word, Excel) with LLM-written commentary (Microsoft AI Builder), through SIT, UAT and hypercare.</w:t>
       </w:r>
     </w:p>
     <w:p>
@@ -144,7 +144,7 @@
         <w:spacing w:after="20"/>
       </w:pPr>
       <w:r>
-        <w:t>Automated end-to-end checks of client setup on the G3 revenue-management platform with Playwright, validating account numbers and integration types across Salesforce, the product UI and database, in Docker.</w:t>
+        <w:t>Developed Playwright end-to-end checks that validate client setup (account numbers, integration types) across 3 systems: Salesforce, the G3 revenue-management UI and its database, containerized with Docker.</w:t>
       </w:r>
     </w:p>
     <w:p>
@@ -157,7 +157,7 @@
         <w:rPr>
           <w:b w:val="0"/>
         </w:rPr>
-        <w:t>Business Intelligence &amp; Automation Intern</w:t>
+        <w:t>Business Intelligence &amp; Automation Intern, IDeaS Revenue Solutions</w:t>
       </w:r>
       <w:r>
         <w:tab/>
@@ -170,7 +170,7 @@
         <w:spacing w:after="20"/>
       </w:pPr>
       <w:r>
-        <w:t>Automated a shared customer-care mailbox with scheduled Power Automate flows: client and system emails (chain codes, timestamps) logged to Excel, replies reconciled from Sent Items, saving the team ~3 hours of manual tracking.</w:t>
+        <w:t>Streamlined a shared customer-care mailbox with scheduled Power Automate flows that log incoming emails (chain codes, timestamps) to Excel and reconcile replies from Sent Items, saving the team ~3 hours of manual tracking.</w:t>
       </w:r>
     </w:p>
     <w:p>
@@ -183,7 +183,7 @@
         <w:rPr>
           <w:b w:val="0"/>
         </w:rPr>
-        <w:t>Software Developer Intern</w:t>
+        <w:t>Software Developer Intern, IDeaS Revenue Solutions</w:t>
       </w:r>
       <w:r>
         <w:tab/>
@@ -239,7 +239,7 @@
         <w:spacing w:after="20"/>
       </w:pPr>
       <w:r>
-        <w:t>Detected and mitigated XSS, SQL-injection and misconfiguration risks in internal audits; automated scanning.</w:t>
+        <w:t>Identified and mitigated 3 risk classes (XSS, SQL injection, misconfiguration) in internal security audits.</w:t>
       </w:r>
     </w:p>
     <w:p>
@@ -286,7 +286,7 @@
         <w:spacing w:after="20"/>
       </w:pPr>
       <w:r>
-        <w:t>Co-built (team of two) an outbound AI voice agent for a client that phones leads, runs an adaptive qualification script and hands qualified leads to sales; DNC enforced first, every LLM action validated.</w:t>
+        <w:t>Co-built (team of 2) an outbound AI voice agent that phones leads, runs an adaptive qualification script and hands qualified leads to sales, with do-not-call checks first and every LLM action validated.</w:t>
       </w:r>
     </w:p>
     <w:p>
@@ -295,7 +295,7 @@
         <w:spacing w:after="20"/>
       </w:pPr>
       <w:r>
-        <w:t>Integrated FreJun (Teler) telephony from its docs and SDK: outbound dialling, call-flow endpoint, media WebSocket and HMAC-signed status webhooks; debugged call-lifecycle and agent failures found in live testing.</w:t>
+        <w:t>Owned the FreJun (Teler) telephony integration from its docs and SDK: outbound dialing, call-flow endpoint, media WebSocket and HMAC-signed webhooks; fixed 5 call-handling and agent bugs found in live testing.</w:t>
       </w:r>
     </w:p>
     <w:p>
@@ -304,7 +304,7 @@
         <w:spacing w:after="20"/>
       </w:pPr>
       <w:r>
-        <w:t>Cut voice latency to a measured ~2.9 s median (end of speech to agent audio) by benchmarking models, reordering prompts for caching, one deadline per turn and streamed playback; 121 automated tests.</w:t>
+        <w:t>Cut median response latency to ~2.9 s and LLM reply time by 57% (1.96 s to 0.84 s) through model benchmarks, cache-friendly prompts, one deadline per turn and streamed playback; 121 automated tests.</w:t>
       </w:r>
     </w:p>
     <w:p>
@@ -336,7 +336,16 @@
         <w:spacing w:after="20"/>
       </w:pPr>
       <w:r>
-        <w:t>Built a verifier that checks every number in LLM-written reports against source data, diagnoses the error (wrong basis, entity, direction, points vs. percent) and repairs it; CI-gating CLI, Python library and MCP server.</w:t>
+        <w:t>Created an open-source verifier that checks every number in LLM-written reports against source data, diagnoses 8 error types and repairs them; ships as a pipeline-gating CLI, a Python library and an MCP server.</w:t>
+      </w:r>
+    </w:p>
+    <w:p>
+      <w:pPr>
+        <w:pStyle w:val="ListBullet"/>
+        <w:spacing w:after="20"/>
+      </w:pPr>
+      <w:r>
+        <w:t>Benchmarked it on 32k labeled claims: 98.9–100% recall on unseen phrasing vs. 16–20% for a naive lookup.</w:t>
       </w:r>
     </w:p>
     <w:p>
@@ -368,7 +377,7 @@
         <w:spacing w:after="20"/>
       </w:pPr>
       <w:r>
-        <w:t>Designed, built and deployed a full-stack desktop AI assistant end to end (cluecode.in): Electron client streaming multimodal Gemini answers, Next.js/Postgres backend on Vercel and Neon, auth and Razorpay subscriptions.</w:t>
+        <w:t>Launched a subscription desktop AI assistant solo, owning it end to end: Electron client streaming multimodal Gemini answers, Next.js/Postgres backend deployed on Vercel, auth and Razorpay billing; 270+ tests.</w:t>
       </w:r>
     </w:p>
     <w:p>
@@ -416,7 +425,7 @@
         <w:t xml:space="preserve">Applied AI: </w:t>
       </w:r>
       <w:r>
-        <w:t>LLMs (OpenAI, Gemini, Claude, AI Builder), voice agents (STT/TTS), MCP, evaluation, guardrails</w:t>
+        <w:t>LLMs (OpenAI, Gemini, Claude, AI Builder), LangChain, LangGraph, voice agents (STT/TTS), MCP, evaluation</w:t>
       </w:r>
     </w:p>
     <w:p>
@@ -438,7 +447,7 @@
         <w:t xml:space="preserve">Infrastructure: </w:t>
       </w:r>
       <w:r>
-        <w:t>Docker, PostgreSQL, MySQL, Git, GitHub Actions, Vercel, Linux</w:t>
+        <w:t>Docker, PostgreSQL, MySQL, Git, CI/CD (GitHub Actions), Vercel, Linux, debugging</w:t>
       </w:r>
     </w:p>
     <w:p>
@@ -505,7 +514,7 @@
         <w:spacing w:after="20"/>
       </w:pPr>
       <w:r>
-        <w:t>Technical Head, Cyber Cell, VIIT (5+ security workshops and CTFs, 150+ students) · Joint runner-up, Data Viz-a-thon.</w:t>
+        <w:t>Led 5+ security workshops and CTFs for 150+ students as Technical Head, Cyber Cell, VIIT; joint hackathon runner-up.</w:t>
       </w:r>
     </w:p>
     <w:sectPr>
